--- a/Spore模拟赛Ⅲ/Grox的序列四/Grox的序列四.docx
+++ b/Spore模拟赛Ⅲ/Grox的序列四/Grox的序列四.docx
@@ -24,7 +24,7 @@
           <w:szCs w:val="21"/>
           <w:lang w:val="en-US" w:eastAsia="zh-CN"/>
         </w:rPr>
-        <w:t>512MB,1S,grox4th.xxx</w:t>
+        <w:t>512MB,2S,grox4th.xxx</w:t>
       </w:r>
     </w:p>
     <w:p>
@@ -97,18 +97,7 @@
           <w:szCs w:val="21"/>
           <w:shd w:val="clear" w:color="auto" w:fill="FFFFFF"/>
         </w:rPr>
-        <w:t>知识可以透过探索、观察、收集经验资料、推论、假说和假说实验</w:t>
-      </w:r>
-      <w:bookmarkStart w:id="7" w:name="_GoBack"/>
-      <w:bookmarkEnd w:id="7"/>
-      <w:r>
-        <w:rPr>
-          <w:rFonts w:ascii="Helvetica" w:hAnsi="Helvetica" w:cs="Helvetica"/>
-          <w:color w:val="333333"/>
-          <w:szCs w:val="21"/>
-          <w:shd w:val="clear" w:color="auto" w:fill="FFFFFF"/>
-        </w:rPr>
-        <w:t>等过程来获得。</w:t>
+        <w:t>知识可以透过探索、观察、收集经验资料、推论、假说和假说实验等过程来获得。</w:t>
       </w:r>
     </w:p>
     <w:p>
@@ -223,7 +212,7 @@
           <w:lang w:val="en-US" w:eastAsia="zh-CN"/>
         </w:rPr>
         <w:object>
-          <v:shape id="_x0000_i1025" o:spt="75" type="#_x0000_t75" style="height:49.4pt;width:178.45pt;" o:ole="t" filled="f" o:preferrelative="t" stroked="f" coordsize="21600,21600">
+          <v:shape id="_x0000_i1025" o:spt="75" alt="" type="#_x0000_t75" style="height:49.4pt;width:178.5pt;" o:ole="t" filled="f" o:preferrelative="t" stroked="f" coordsize="21600,21600">
             <v:path/>
             <v:fill on="f" focussize="0,0"/>
             <v:stroke on="f"/>
@@ -262,30 +251,56 @@
         </w:rPr>
         <w:t>&amp; 表示按位与</w:t>
       </w:r>
-    </w:p>
-    <w:p>
-      <w:pPr>
-        <w:ind w:firstLine="420" w:firstLineChars="0"/>
-        <w:jc w:val="both"/>
-        <w:rPr>
-          <w:rFonts w:hint="eastAsia"/>
-          <w:b w:val="0"/>
-          <w:bCs w:val="0"/>
-          <w:sz w:val="24"/>
-          <w:szCs w:val="24"/>
-          <w:lang w:val="en-US" w:eastAsia="zh-CN"/>
-        </w:rPr>
-      </w:pPr>
-      <w:r>
-        <w:rPr>
-          <w:rFonts w:hint="eastAsia"/>
-          <w:b w:val="0"/>
-          <w:bCs w:val="0"/>
-          <w:sz w:val="24"/>
-          <w:szCs w:val="24"/>
-          <w:lang w:val="en-US" w:eastAsia="zh-CN"/>
-        </w:rPr>
-        <w:t>现在Grox想知道A0到AN的值是多少。</w:t>
+      <w:bookmarkStart w:id="3" w:name="OLE_LINK8"/>
+      <w:r>
+        <w:rPr>
+          <w:rFonts w:hint="eastAsia"/>
+          <w:b w:val="0"/>
+          <w:bCs w:val="0"/>
+          <w:sz w:val="24"/>
+          <w:szCs w:val="24"/>
+          <w:lang w:val="en-US" w:eastAsia="zh-CN"/>
+        </w:rPr>
+        <w:t>，</w:t>
+      </w:r>
+      <w:bookmarkStart w:id="4" w:name="OLE_LINK7"/>
+      <w:r>
+        <w:rPr>
+          <w:rFonts w:hint="eastAsia"/>
+          <w:b w:val="0"/>
+          <w:bCs w:val="0"/>
+          <w:sz w:val="24"/>
+          <w:szCs w:val="24"/>
+          <w:lang w:val="en-US" w:eastAsia="zh-CN"/>
+        </w:rPr>
+        <w:t>i，j，k均为非负整数</w:t>
+      </w:r>
+      <w:bookmarkEnd w:id="3"/>
+    </w:p>
+    <w:bookmarkEnd w:id="4"/>
+    <w:p>
+      <w:pPr>
+        <w:ind w:firstLine="420" w:firstLineChars="0"/>
+        <w:jc w:val="both"/>
+        <w:rPr>
+          <w:rFonts w:hint="eastAsia"/>
+          <w:b w:val="0"/>
+          <w:bCs w:val="0"/>
+          <w:sz w:val="24"/>
+          <w:szCs w:val="24"/>
+          <w:lang w:val="en-US" w:eastAsia="zh-CN"/>
+        </w:rPr>
+      </w:pPr>
+      <w:r>
+        <w:rPr>
+          <w:rFonts w:hint="eastAsia"/>
+          <w:b w:val="0"/>
+          <w:bCs w:val="0"/>
+          <w:sz w:val="24"/>
+          <w:szCs w:val="24"/>
+          <w:lang w:val="en-US" w:eastAsia="zh-CN"/>
+        </w:rPr>
+        <w:t>现在Grox想知道A0到An的值是多少。</w:t>
       </w:r>
     </w:p>
     <w:p>
@@ -497,21 +512,21 @@
           <w:lang w:val="en-US" w:eastAsia="zh-CN"/>
         </w:rPr>
       </w:pPr>
-      <w:bookmarkStart w:id="3" w:name="OLE_LINK3"/>
-      <w:bookmarkStart w:id="4" w:name="OLE_LINK4"/>
-      <w:r>
-        <w:rPr>
-          <w:rFonts w:hint="eastAsia"/>
-          <w:b w:val="0"/>
-          <w:bCs w:val="0"/>
-          <w:sz w:val="24"/>
-          <w:szCs w:val="24"/>
-          <w:lang w:val="en-US" w:eastAsia="zh-CN"/>
-        </w:rPr>
-        <w:t>第一行一个整数N</w:t>
-      </w:r>
-    </w:p>
-    <w:bookmarkEnd w:id="3"/>
+      <w:bookmarkStart w:id="5" w:name="OLE_LINK3"/>
+      <w:bookmarkStart w:id="6" w:name="OLE_LINK4"/>
+      <w:r>
+        <w:rPr>
+          <w:rFonts w:hint="eastAsia"/>
+          <w:b w:val="0"/>
+          <w:bCs w:val="0"/>
+          <w:sz w:val="24"/>
+          <w:szCs w:val="24"/>
+          <w:lang w:val="en-US" w:eastAsia="zh-CN"/>
+        </w:rPr>
+        <w:t>第一行一个整数n</w:t>
+      </w:r>
+    </w:p>
+    <w:bookmarkEnd w:id="5"/>
     <w:p>
       <w:pPr>
         <w:ind w:firstLine="420" w:firstLineChars="0"/>
@@ -535,10 +550,10 @@
           <w:szCs w:val="24"/>
           <w:lang w:val="en-US" w:eastAsia="zh-CN"/>
         </w:rPr>
-        <w:t>第二行N+1个用空格隔开的整数第i个表示a[i - 1]</w:t>
-      </w:r>
-    </w:p>
-    <w:bookmarkEnd w:id="4"/>
+        <w:t>第二行n+1个用空格隔开的整数第i个表示a[i - 1]</w:t>
+      </w:r>
+    </w:p>
+    <w:bookmarkEnd w:id="6"/>
     <w:p>
       <w:pPr>
         <w:ind w:firstLine="420" w:firstLineChars="0"/>
@@ -562,7 +577,7 @@
           <w:szCs w:val="24"/>
           <w:lang w:val="en-US" w:eastAsia="zh-CN"/>
         </w:rPr>
-        <w:t>第二行N+1个用空格隔开的整数第i个表示b[i - 1]</w:t>
+        <w:t>第二行n+1个用空格隔开的整数第i个表示b[i - 1]</w:t>
       </w:r>
     </w:p>
     <w:p>
@@ -617,7 +632,7 @@
           <w:lang w:val="en-US" w:eastAsia="zh-CN"/>
         </w:rPr>
       </w:pPr>
-      <w:bookmarkStart w:id="5" w:name="OLE_LINK6"/>
+      <w:bookmarkStart w:id="7" w:name="OLE_LINK6"/>
       <w:r>
         <w:rPr>
           <w:rFonts w:hint="eastAsia"/>
@@ -761,7 +776,7 @@
         </w:rPr>
       </w:pPr>
     </w:p>
-    <w:bookmarkEnd w:id="5"/>
+    <w:bookmarkEnd w:id="7"/>
     <w:p>
       <w:pPr>
         <w:jc w:val="both"/>
@@ -900,7 +915,7 @@
           <w:lang w:val="en-US" w:eastAsia="zh-CN"/>
         </w:rPr>
       </w:pPr>
-      <w:bookmarkStart w:id="6" w:name="OLE_LINK9"/>
+      <w:bookmarkStart w:id="8" w:name="OLE_LINK9"/>
       <w:r>
         <w:rPr>
           <w:rFonts w:hint="eastAsia"/>
@@ -936,21 +951,23 @@
         </w:rPr>
         <w:t>*</w:t>
       </w:r>
-    </w:p>
-    <w:p>
-      <w:pPr>
-        <w:jc w:val="both"/>
-        <w:rPr>
-          <w:rFonts w:hint="eastAsia"/>
-          <w:b w:val="0"/>
-          <w:bCs w:val="0"/>
-          <w:sz w:val="24"/>
-          <w:szCs w:val="24"/>
-          <w:lang w:val="en-US" w:eastAsia="zh-CN"/>
-        </w:rPr>
-      </w:pPr>
-    </w:p>
-    <w:bookmarkEnd w:id="6"/>
+      <w:bookmarkStart w:id="10" w:name="_GoBack"/>
+      <w:bookmarkEnd w:id="10"/>
+    </w:p>
+    <w:p>
+      <w:pPr>
+        <w:jc w:val="both"/>
+        <w:rPr>
+          <w:rFonts w:hint="eastAsia"/>
+          <w:b w:val="0"/>
+          <w:bCs w:val="0"/>
+          <w:sz w:val="24"/>
+          <w:szCs w:val="24"/>
+          <w:lang w:val="en-US" w:eastAsia="zh-CN"/>
+        </w:rPr>
+      </w:pPr>
+    </w:p>
+    <w:bookmarkEnd w:id="8"/>
     <w:p>
       <w:pPr>
         <w:jc w:val="both"/>
@@ -984,10 +1001,73 @@
           <w:bCs w:val="0"/>
           <w:sz w:val="24"/>
           <w:szCs w:val="24"/>
+          <w:vertAlign w:val="baseline"/>
+          <w:lang w:val="en-US" w:eastAsia="zh-CN"/>
+        </w:rPr>
+      </w:pPr>
+      <w:r>
+        <w:rPr>
+          <w:rFonts w:hint="eastAsia"/>
+          <w:b w:val="0"/>
+          <w:bCs w:val="0"/>
+          <w:sz w:val="24"/>
+          <w:szCs w:val="24"/>
+          <w:vertAlign w:val="baseline"/>
+          <w:lang w:val="en-US" w:eastAsia="zh-CN"/>
+        </w:rPr>
+        <w:t>对于部分数据</w:t>
+      </w:r>
+    </w:p>
+    <w:p>
+      <w:pPr>
+        <w:jc w:val="both"/>
+        <w:rPr>
+          <w:rFonts w:hint="eastAsia"/>
+          <w:b w:val="0"/>
+          <w:bCs w:val="0"/>
+          <w:sz w:val="24"/>
+          <w:szCs w:val="24"/>
+          <w:vertAlign w:val="baseline"/>
+          <w:lang w:val="en-US" w:eastAsia="zh-CN"/>
+        </w:rPr>
+      </w:pPr>
+      <w:r>
+        <w:rPr>
+          <w:rFonts w:hint="eastAsia"/>
+          <w:b w:val="0"/>
+          <w:bCs w:val="0"/>
+          <w:sz w:val="24"/>
+          <w:szCs w:val="24"/>
+          <w:vertAlign w:val="baseline"/>
+          <w:lang w:val="en-US" w:eastAsia="zh-CN"/>
+        </w:rPr>
+        <w:t>N=</w:t>
+      </w:r>
+      <w:bookmarkStart w:id="9" w:name="OLE_LINK10"/>
+      <w:r>
+        <w:rPr>
+          <w:rFonts w:hint="eastAsia"/>
+          <w:b w:val="0"/>
+          <w:bCs w:val="0"/>
+          <w:sz w:val="24"/>
+          <w:szCs w:val="24"/>
+          <w:vertAlign w:val="baseline"/>
+          <w:lang w:val="en-US" w:eastAsia="zh-CN"/>
+        </w:rPr>
+        <w:t>2</w:t>
+      </w:r>
+      <w:r>
+        <w:rPr>
+          <w:rFonts w:hint="eastAsia"/>
+          <w:b w:val="0"/>
+          <w:bCs w:val="0"/>
+          <w:sz w:val="24"/>
+          <w:szCs w:val="24"/>
           <w:vertAlign w:val="superscript"/>
           <w:lang w:val="en-US" w:eastAsia="zh-CN"/>
         </w:rPr>
-      </w:pPr>
+        <w:t>k</w:t>
+      </w:r>
       <w:r>
         <w:rPr>
           <w:rFonts w:hint="eastAsia"/>
@@ -998,9 +1078,39 @@
           <w:vertAlign w:val="baseline"/>
           <w:lang w:val="en-US" w:eastAsia="zh-CN"/>
         </w:rPr>
-        <w:t>0 &lt;= N &lt;= 100,0000</w:t>
-      </w:r>
-      <w:r>
+        <w:t>-1</w:t>
+      </w:r>
+      <w:bookmarkEnd w:id="9"/>
+    </w:p>
+    <w:p>
+      <w:pPr>
+        <w:jc w:val="both"/>
+        <w:rPr>
+          <w:rFonts w:hint="eastAsia" w:eastAsiaTheme="minorEastAsia"/>
+          <w:b w:val="0"/>
+          <w:bCs w:val="0"/>
+          <w:sz w:val="24"/>
+          <w:szCs w:val="24"/>
+          <w:vertAlign w:val="baseline"/>
+          <w:lang w:val="en-US" w:eastAsia="zh-CN"/>
+        </w:rPr>
+      </w:pPr>
+      <w:r>
+        <w:rPr>
+          <w:rFonts w:hint="eastAsia"/>
+          <w:b w:val="0"/>
+          <w:bCs w:val="0"/>
+          <w:sz w:val="24"/>
+          <w:szCs w:val="24"/>
+          <w:vertAlign w:val="baseline"/>
+          <w:lang w:val="en-US" w:eastAsia="zh-CN"/>
+        </w:rPr>
+        <w:t>对于全部数据</w:t>
+      </w:r>
+    </w:p>
+    <w:p>
+      <w:pPr>
+        <w:jc w:val="both"/>
         <w:rPr>
           <w:rFonts w:hint="eastAsia"/>
           <w:b w:val="0"/>
@@ -1010,8 +1120,7 @@
           <w:vertAlign w:val="superscript"/>
           <w:lang w:val="en-US" w:eastAsia="zh-CN"/>
         </w:rPr>
-        <w:t xml:space="preserve"> </w:t>
-      </w:r>
+      </w:pPr>
       <w:r>
         <w:rPr>
           <w:rFonts w:hint="eastAsia"/>
@@ -1022,7 +1131,67 @@
           <w:vertAlign w:val="baseline"/>
           <w:lang w:val="en-US" w:eastAsia="zh-CN"/>
         </w:rPr>
-        <w:t>;</w:t>
+        <w:t>0 &lt;= n &lt;= 2</w:t>
+      </w:r>
+      <w:r>
+        <w:rPr>
+          <w:rFonts w:hint="eastAsia"/>
+          <w:b w:val="0"/>
+          <w:bCs w:val="0"/>
+          <w:sz w:val="24"/>
+          <w:szCs w:val="24"/>
+          <w:vertAlign w:val="superscript"/>
+          <w:lang w:val="en-US" w:eastAsia="zh-CN"/>
+        </w:rPr>
+        <w:t>20</w:t>
+      </w:r>
+      <w:r>
+        <w:rPr>
+          <w:rFonts w:hint="eastAsia"/>
+          <w:b w:val="0"/>
+          <w:bCs w:val="0"/>
+          <w:sz w:val="24"/>
+          <w:szCs w:val="24"/>
+          <w:vertAlign w:val="baseline"/>
+          <w:lang w:val="en-US" w:eastAsia="zh-CN"/>
+        </w:rPr>
+        <w:t>-1; 0 &lt;= a[i] &lt;= 10</w:t>
+      </w:r>
+      <w:r>
+        <w:rPr>
+          <w:rFonts w:hint="eastAsia"/>
+          <w:b w:val="0"/>
+          <w:bCs w:val="0"/>
+          <w:sz w:val="24"/>
+          <w:szCs w:val="24"/>
+          <w:vertAlign w:val="superscript"/>
+          <w:lang w:val="en-US" w:eastAsia="zh-CN"/>
+        </w:rPr>
+        <w:t>9</w:t>
+      </w:r>
+      <w:r>
+        <w:rPr>
+          <w:rFonts w:hint="eastAsia"/>
+          <w:b w:val="0"/>
+          <w:bCs w:val="0"/>
+          <w:sz w:val="24"/>
+          <w:szCs w:val="24"/>
+          <w:vertAlign w:val="baseline"/>
+          <w:lang w:val="en-US" w:eastAsia="zh-CN"/>
+        </w:rPr>
+        <w:t>; 0 &lt;= b[i] &lt;= 10</w:t>
+      </w:r>
+      <w:r>
+        <w:rPr>
+          <w:rFonts w:hint="eastAsia"/>
+          <w:b w:val="0"/>
+          <w:bCs w:val="0"/>
+          <w:sz w:val="24"/>
+          <w:szCs w:val="24"/>
+          <w:vertAlign w:val="superscript"/>
+          <w:lang w:val="en-US" w:eastAsia="zh-CN"/>
+        </w:rPr>
+        <w:t>9</w:t>
       </w:r>
     </w:p>
     <w:p>

--- a/Spore模拟赛Ⅲ/Grox的序列四/Grox的序列四.docx
+++ b/Spore模拟赛Ⅲ/Grox的序列四/Grox的序列四.docx
@@ -24,7 +24,7 @@
           <w:szCs w:val="21"/>
           <w:lang w:val="en-US" w:eastAsia="zh-CN"/>
         </w:rPr>
-        <w:t>512MB,2S,grox4th.xxx</w:t>
+        <w:t>512MB,5S,grox4th.xxx</w:t>
       </w:r>
     </w:p>
     <w:p>
@@ -212,7 +212,7 @@
           <w:lang w:val="en-US" w:eastAsia="zh-CN"/>
         </w:rPr>
         <w:object>
-          <v:shape id="_x0000_i1025" o:spt="75" alt="" type="#_x0000_t75" style="height:49.4pt;width:178.5pt;" o:ole="t" filled="f" o:preferrelative="t" stroked="f" coordsize="21600,21600">
+          <v:shape id="_x0000_i1032" o:spt="75" alt="" type="#_x0000_t75" style="height:46.75pt;width:503pt;" o:ole="t" filled="f" o:preferrelative="t" stroked="f" coordsize="21600,21600">
             <v:path/>
             <v:fill on="f" focussize="0,0"/>
             <v:stroke on="f"/>
@@ -221,7 +221,7 @@
             <w10:wrap type="none"/>
             <w10:anchorlock/>
           </v:shape>
-          <o:OLEObject Type="Embed" ProgID="Equation.KSEE3" ShapeID="_x0000_i1025" DrawAspect="Content" ObjectID="_1468075725" r:id="rId4">
+          <o:OLEObject Type="Embed" ProgID="Equation.KSEE3" ShapeID="_x0000_i1032" DrawAspect="Content" ObjectID="_1468075725" r:id="rId4">
             <o:LockedField>false</o:LockedField>
           </o:OLEObject>
         </w:object>
@@ -249,7 +249,7 @@
           <w:szCs w:val="24"/>
           <w:lang w:val="en-US" w:eastAsia="zh-CN"/>
         </w:rPr>
-        <w:t>&amp; 表示按位与</w:t>
+        <w:t>XOR表示</w:t>
       </w:r>
       <w:bookmarkStart w:id="3" w:name="OLE_LINK8"/>
       <w:r>
@@ -261,7 +261,7 @@
           <w:szCs w:val="24"/>
           <w:lang w:val="en-US" w:eastAsia="zh-CN"/>
         </w:rPr>
-        <w:t>，</w:t>
+        <w:t>异或，</w:t>
       </w:r>
       <w:bookmarkStart w:id="4" w:name="OLE_LINK7"/>
       <w:r>
@@ -273,7 +273,7 @@
           <w:szCs w:val="24"/>
           <w:lang w:val="en-US" w:eastAsia="zh-CN"/>
         </w:rPr>
-        <w:t>i，j，k均为非负整数</w:t>
+        <w:t>OR表示按位或，AND表示按位与，i，j，k均为非负整数</w:t>
       </w:r>
       <w:bookmarkEnd w:id="3"/>
     </w:p>
@@ -818,16 +818,17 @@
           <w:lang w:val="en-US" w:eastAsia="zh-CN"/>
         </w:rPr>
       </w:pPr>
-      <w:r>
-        <w:rPr>
-          <w:rFonts w:hint="eastAsia"/>
-          <w:b w:val="0"/>
-          <w:bCs w:val="0"/>
-          <w:sz w:val="24"/>
-          <w:szCs w:val="24"/>
-          <w:lang w:val="en-US" w:eastAsia="zh-CN"/>
-        </w:rPr>
-        <w:t>*</w:t>
+      <w:bookmarkStart w:id="8" w:name="OLE_LINK11"/>
+      <w:r>
+        <w:rPr>
+          <w:rFonts w:hint="eastAsia"/>
+          <w:b w:val="0"/>
+          <w:bCs w:val="0"/>
+          <w:sz w:val="24"/>
+          <w:szCs w:val="24"/>
+          <w:lang w:val="en-US" w:eastAsia="zh-CN"/>
+        </w:rPr>
+        <w:t>2</w:t>
       </w:r>
     </w:p>
     <w:p>
@@ -842,22 +843,21 @@
           <w:rFonts w:hint="eastAsia"/>
           <w:b w:val="0"/>
           <w:bCs w:val="0"/>
-          <w:color w:val="auto"/>
-          <w:sz w:val="24"/>
-          <w:szCs w:val="24"/>
-          <w:lang w:val="en-US" w:eastAsia="zh-CN"/>
-        </w:rPr>
-      </w:pPr>
-      <w:r>
-        <w:rPr>
-          <w:rFonts w:hint="eastAsia"/>
-          <w:b w:val="0"/>
-          <w:bCs w:val="0"/>
-          <w:sz w:val="24"/>
-          <w:szCs w:val="24"/>
-          <w:lang w:val="en-US" w:eastAsia="zh-CN"/>
-        </w:rPr>
-        <w:t>*</w:t>
+          <w:sz w:val="24"/>
+          <w:szCs w:val="24"/>
+          <w:lang w:val="en-US" w:eastAsia="zh-CN"/>
+        </w:rPr>
+      </w:pPr>
+      <w:r>
+        <w:rPr>
+          <w:rFonts w:hint="eastAsia"/>
+          <w:b w:val="0"/>
+          <w:bCs w:val="0"/>
+          <w:sz w:val="24"/>
+          <w:szCs w:val="24"/>
+          <w:lang w:val="en-US" w:eastAsia="zh-CN"/>
+        </w:rPr>
+        <w:t>1 2 3</w:t>
       </w:r>
     </w:p>
     <w:p>
@@ -872,7 +872,36 @@
           <w:rFonts w:hint="eastAsia"/>
           <w:b w:val="0"/>
           <w:bCs w:val="0"/>
-          <w:color w:val="auto"/>
+          <w:sz w:val="24"/>
+          <w:szCs w:val="24"/>
+          <w:lang w:val="en-US" w:eastAsia="zh-CN"/>
+        </w:rPr>
+      </w:pPr>
+      <w:r>
+        <w:rPr>
+          <w:rFonts w:hint="eastAsia"/>
+          <w:b w:val="0"/>
+          <w:bCs w:val="0"/>
+          <w:sz w:val="24"/>
+          <w:szCs w:val="24"/>
+          <w:lang w:val="en-US" w:eastAsia="zh-CN"/>
+        </w:rPr>
+        <w:t>3 2 1</w:t>
+      </w:r>
+    </w:p>
+    <w:bookmarkEnd w:id="8"/>
+    <w:p>
+      <w:pPr>
+        <w:widowControl w:val="0"/>
+        <w:numPr>
+          <w:ilvl w:val="0"/>
+          <w:numId w:val="0"/>
+        </w:numPr>
+        <w:jc w:val="both"/>
+        <w:rPr>
+          <w:rFonts w:hint="eastAsia"/>
+          <w:b w:val="0"/>
+          <w:bCs w:val="0"/>
           <w:sz w:val="24"/>
           <w:szCs w:val="24"/>
           <w:lang w:val="en-US" w:eastAsia="zh-CN"/>
@@ -915,59 +944,81 @@
           <w:lang w:val="en-US" w:eastAsia="zh-CN"/>
         </w:rPr>
       </w:pPr>
-      <w:bookmarkStart w:id="8" w:name="OLE_LINK9"/>
-      <w:r>
-        <w:rPr>
-          <w:rFonts w:hint="eastAsia"/>
-          <w:b w:val="0"/>
-          <w:bCs w:val="0"/>
-          <w:sz w:val="24"/>
-          <w:szCs w:val="24"/>
-          <w:lang w:val="en-US" w:eastAsia="zh-CN"/>
-        </w:rPr>
-        <w:t>*</w:t>
-      </w:r>
-    </w:p>
-    <w:p>
-      <w:pPr>
-        <w:jc w:val="both"/>
-        <w:rPr>
-          <w:rFonts w:hint="eastAsia"/>
-          <w:b w:val="0"/>
-          <w:bCs w:val="0"/>
-          <w:sz w:val="24"/>
-          <w:szCs w:val="24"/>
-          <w:lang w:val="en-US" w:eastAsia="zh-CN"/>
-        </w:rPr>
-      </w:pPr>
-      <w:r>
-        <w:rPr>
-          <w:rFonts w:hint="eastAsia"/>
-          <w:b w:val="0"/>
-          <w:bCs w:val="0"/>
-          <w:sz w:val="24"/>
-          <w:szCs w:val="24"/>
-          <w:lang w:val="en-US" w:eastAsia="zh-CN"/>
-        </w:rPr>
-        <w:t>*</w:t>
-      </w:r>
-      <w:bookmarkStart w:id="10" w:name="_GoBack"/>
-      <w:bookmarkEnd w:id="10"/>
-    </w:p>
-    <w:p>
-      <w:pPr>
-        <w:jc w:val="both"/>
-        <w:rPr>
-          <w:rFonts w:hint="eastAsia"/>
-          <w:b w:val="0"/>
-          <w:bCs w:val="0"/>
-          <w:sz w:val="24"/>
-          <w:szCs w:val="24"/>
-          <w:lang w:val="en-US" w:eastAsia="zh-CN"/>
-        </w:rPr>
-      </w:pPr>
-    </w:p>
-    <w:bookmarkEnd w:id="8"/>
+      <w:bookmarkStart w:id="9" w:name="OLE_LINK9"/>
+      <w:r>
+        <w:rPr>
+          <w:rFonts w:hint="eastAsia"/>
+          <w:b w:val="0"/>
+          <w:bCs w:val="0"/>
+          <w:sz w:val="24"/>
+          <w:szCs w:val="24"/>
+          <w:lang w:val="en-US" w:eastAsia="zh-CN"/>
+        </w:rPr>
+        <w:t>7</w:t>
+      </w:r>
+    </w:p>
+    <w:p>
+      <w:pPr>
+        <w:jc w:val="both"/>
+        <w:rPr>
+          <w:rFonts w:hint="eastAsia"/>
+          <w:b w:val="0"/>
+          <w:bCs w:val="0"/>
+          <w:sz w:val="24"/>
+          <w:szCs w:val="24"/>
+          <w:lang w:val="en-US" w:eastAsia="zh-CN"/>
+        </w:rPr>
+      </w:pPr>
+      <w:r>
+        <w:rPr>
+          <w:rFonts w:hint="eastAsia"/>
+          <w:b w:val="0"/>
+          <w:bCs w:val="0"/>
+          <w:sz w:val="24"/>
+          <w:szCs w:val="24"/>
+          <w:lang w:val="en-US" w:eastAsia="zh-CN"/>
+        </w:rPr>
+        <w:t>8</w:t>
+      </w:r>
+    </w:p>
+    <w:p>
+      <w:pPr>
+        <w:jc w:val="both"/>
+        <w:rPr>
+          <w:rFonts w:hint="eastAsia"/>
+          <w:b w:val="0"/>
+          <w:bCs w:val="0"/>
+          <w:sz w:val="24"/>
+          <w:szCs w:val="24"/>
+          <w:lang w:val="en-US" w:eastAsia="zh-CN"/>
+        </w:rPr>
+      </w:pPr>
+      <w:r>
+        <w:rPr>
+          <w:rFonts w:hint="eastAsia"/>
+          <w:b w:val="0"/>
+          <w:bCs w:val="0"/>
+          <w:sz w:val="24"/>
+          <w:szCs w:val="24"/>
+          <w:lang w:val="en-US" w:eastAsia="zh-CN"/>
+        </w:rPr>
+        <w:t>10</w:t>
+      </w:r>
+    </w:p>
+    <w:p>
+      <w:pPr>
+        <w:jc w:val="both"/>
+        <w:rPr>
+          <w:rFonts w:hint="eastAsia"/>
+          <w:b w:val="0"/>
+          <w:bCs w:val="0"/>
+          <w:sz w:val="24"/>
+          <w:szCs w:val="24"/>
+          <w:lang w:val="en-US" w:eastAsia="zh-CN"/>
+        </w:rPr>
+      </w:pPr>
+    </w:p>
+    <w:bookmarkEnd w:id="9"/>
     <w:p>
       <w:pPr>
         <w:jc w:val="both"/>
@@ -1015,6 +1066,34 @@
           <w:vertAlign w:val="baseline"/>
           <w:lang w:val="en-US" w:eastAsia="zh-CN"/>
         </w:rPr>
+        <w:t>请同时注意算法的复杂度和常数，避免不必要的运算。</w:t>
+      </w:r>
+      <w:bookmarkStart w:id="11" w:name="_GoBack"/>
+      <w:bookmarkEnd w:id="11"/>
+    </w:p>
+    <w:p>
+      <w:pPr>
+        <w:jc w:val="both"/>
+        <w:rPr>
+          <w:rFonts w:hint="eastAsia"/>
+          <w:b w:val="0"/>
+          <w:bCs w:val="0"/>
+          <w:sz w:val="24"/>
+          <w:szCs w:val="24"/>
+          <w:vertAlign w:val="baseline"/>
+          <w:lang w:val="en-US" w:eastAsia="zh-CN"/>
+        </w:rPr>
+      </w:pPr>
+      <w:r>
+        <w:rPr>
+          <w:rFonts w:hint="eastAsia"/>
+          <w:b w:val="0"/>
+          <w:bCs w:val="0"/>
+          <w:sz w:val="24"/>
+          <w:szCs w:val="24"/>
+          <w:vertAlign w:val="baseline"/>
+          <w:lang w:val="en-US" w:eastAsia="zh-CN"/>
+        </w:rPr>
         <w:t>对于部分数据</w:t>
       </w:r>
     </w:p>
@@ -1043,7 +1122,7 @@
         </w:rPr>
         <w:t>N=</w:t>
       </w:r>
-      <w:bookmarkStart w:id="9" w:name="OLE_LINK10"/>
+      <w:bookmarkStart w:id="10" w:name="OLE_LINK10"/>
       <w:r>
         <w:rPr>
           <w:rFonts w:hint="eastAsia"/>
@@ -1080,7 +1159,7 @@
         </w:rPr>
         <w:t>-1</w:t>
       </w:r>
-      <w:bookmarkEnd w:id="9"/>
+      <w:bookmarkEnd w:id="10"/>
     </w:p>
     <w:p>
       <w:pPr>
@@ -1143,7 +1222,7 @@
           <w:vertAlign w:val="superscript"/>
           <w:lang w:val="en-US" w:eastAsia="zh-CN"/>
         </w:rPr>
-        <w:t>20</w:t>
+        <w:t>19</w:t>
       </w:r>
       <w:r>
         <w:rPr>
@@ -1179,19 +1258,7 @@
           <w:vertAlign w:val="baseline"/>
           <w:lang w:val="en-US" w:eastAsia="zh-CN"/>
         </w:rPr>
-        <w:t>; 0 &lt;= b[i] &lt;= 10</w:t>
-      </w:r>
-      <w:r>
-        <w:rPr>
-          <w:rFonts w:hint="eastAsia"/>
-          <w:b w:val="0"/>
-          <w:bCs w:val="0"/>
-          <w:sz w:val="24"/>
-          <w:szCs w:val="24"/>
-          <w:vertAlign w:val="superscript"/>
-          <w:lang w:val="en-US" w:eastAsia="zh-CN"/>
-        </w:rPr>
-        <w:t>9</w:t>
+        <w:t>; 0 &lt;= b[i] &lt;= 100</w:t>
       </w:r>
     </w:p>
     <w:p>

--- a/Spore模拟赛Ⅲ/Grox的序列四/Grox的序列四.docx
+++ b/Spore模拟赛Ⅲ/Grox的序列四/Grox的序列四.docx
@@ -24,7 +24,7 @@
           <w:szCs w:val="21"/>
           <w:lang w:val="en-US" w:eastAsia="zh-CN"/>
         </w:rPr>
-        <w:t>512MB,5S,grox4th.xxx</w:t>
+        <w:t>1024MB,3S,grox4th.xxx</w:t>
       </w:r>
     </w:p>
     <w:p>
@@ -212,7 +212,7 @@
           <w:lang w:val="en-US" w:eastAsia="zh-CN"/>
         </w:rPr>
         <w:object>
-          <v:shape id="_x0000_i1032" o:spt="75" alt="" type="#_x0000_t75" style="height:46.75pt;width:503pt;" o:ole="t" filled="f" o:preferrelative="t" stroked="f" coordsize="21600,21600">
+          <v:shape id="_x0000_i1025" o:spt="75" type="#_x0000_t75" style="height:46.75pt;width:503pt;" o:ole="t" filled="f" o:preferrelative="t" stroked="f" coordsize="21600,21600">
             <v:path/>
             <v:fill on="f" focussize="0,0"/>
             <v:stroke on="f"/>
@@ -221,7 +221,7 @@
             <w10:wrap type="none"/>
             <w10:anchorlock/>
           </v:shape>
-          <o:OLEObject Type="Embed" ProgID="Equation.KSEE3" ShapeID="_x0000_i1032" DrawAspect="Content" ObjectID="_1468075725" r:id="rId4">
+          <o:OLEObject Type="Embed" ProgID="Equation.KSEE3" ShapeID="_x0000_i1025" DrawAspect="Content" ObjectID="_1468075725" r:id="rId4">
             <o:LockedField>false</o:LockedField>
           </o:OLEObject>
         </w:object>
@@ -577,7 +577,7 @@
           <w:szCs w:val="24"/>
           <w:lang w:val="en-US" w:eastAsia="zh-CN"/>
         </w:rPr>
-        <w:t>第二行n+1个用空格隔开的整数第i个表示b[i - 1]</w:t>
+        <w:t>第三行n+1个用空格隔开的整数第i个表示b[i - 1]</w:t>
       </w:r>
     </w:p>
     <w:p>
@@ -954,55 +954,55 @@
           <w:szCs w:val="24"/>
           <w:lang w:val="en-US" w:eastAsia="zh-CN"/>
         </w:rPr>
-        <w:t>7</w:t>
-      </w:r>
-    </w:p>
-    <w:p>
-      <w:pPr>
-        <w:jc w:val="both"/>
-        <w:rPr>
-          <w:rFonts w:hint="eastAsia"/>
-          <w:b w:val="0"/>
-          <w:bCs w:val="0"/>
-          <w:sz w:val="24"/>
-          <w:szCs w:val="24"/>
-          <w:lang w:val="en-US" w:eastAsia="zh-CN"/>
-        </w:rPr>
-      </w:pPr>
-      <w:r>
-        <w:rPr>
-          <w:rFonts w:hint="eastAsia"/>
-          <w:b w:val="0"/>
-          <w:bCs w:val="0"/>
-          <w:sz w:val="24"/>
-          <w:szCs w:val="24"/>
-          <w:lang w:val="en-US" w:eastAsia="zh-CN"/>
-        </w:rPr>
-        <w:t>8</w:t>
-      </w:r>
-    </w:p>
-    <w:p>
-      <w:pPr>
-        <w:jc w:val="both"/>
-        <w:rPr>
-          <w:rFonts w:hint="eastAsia"/>
-          <w:b w:val="0"/>
-          <w:bCs w:val="0"/>
-          <w:sz w:val="24"/>
-          <w:szCs w:val="24"/>
-          <w:lang w:val="en-US" w:eastAsia="zh-CN"/>
-        </w:rPr>
-      </w:pPr>
-      <w:r>
-        <w:rPr>
-          <w:rFonts w:hint="eastAsia"/>
-          <w:b w:val="0"/>
-          <w:bCs w:val="0"/>
-          <w:sz w:val="24"/>
-          <w:szCs w:val="24"/>
-          <w:lang w:val="en-US" w:eastAsia="zh-CN"/>
-        </w:rPr>
-        <w:t>10</w:t>
+        <w:t>31</w:t>
+      </w:r>
+    </w:p>
+    <w:p>
+      <w:pPr>
+        <w:jc w:val="both"/>
+        <w:rPr>
+          <w:rFonts w:hint="eastAsia"/>
+          <w:b w:val="0"/>
+          <w:bCs w:val="0"/>
+          <w:sz w:val="24"/>
+          <w:szCs w:val="24"/>
+          <w:lang w:val="en-US" w:eastAsia="zh-CN"/>
+        </w:rPr>
+      </w:pPr>
+      <w:r>
+        <w:rPr>
+          <w:rFonts w:hint="eastAsia"/>
+          <w:b w:val="0"/>
+          <w:bCs w:val="0"/>
+          <w:sz w:val="24"/>
+          <w:szCs w:val="24"/>
+          <w:lang w:val="en-US" w:eastAsia="zh-CN"/>
+        </w:rPr>
+        <w:t>24</w:t>
+      </w:r>
+    </w:p>
+    <w:p>
+      <w:pPr>
+        <w:jc w:val="both"/>
+        <w:rPr>
+          <w:rFonts w:hint="eastAsia"/>
+          <w:b w:val="0"/>
+          <w:bCs w:val="0"/>
+          <w:sz w:val="24"/>
+          <w:szCs w:val="24"/>
+          <w:lang w:val="en-US" w:eastAsia="zh-CN"/>
+        </w:rPr>
+      </w:pPr>
+      <w:r>
+        <w:rPr>
+          <w:rFonts w:hint="eastAsia"/>
+          <w:b w:val="0"/>
+          <w:bCs w:val="0"/>
+          <w:sz w:val="24"/>
+          <w:szCs w:val="24"/>
+          <w:lang w:val="en-US" w:eastAsia="zh-CN"/>
+        </w:rPr>
+        <w:t>20</w:t>
       </w:r>
     </w:p>
     <w:p>
@@ -1023,11 +1023,12 @@
       <w:pPr>
         <w:jc w:val="both"/>
         <w:rPr>
-          <w:rFonts w:hint="eastAsia"/>
-          <w:b w:val="0"/>
-          <w:bCs w:val="0"/>
-          <w:sz w:val="24"/>
-          <w:szCs w:val="24"/>
+          <w:rFonts w:hint="eastAsia" w:eastAsiaTheme="minorEastAsia"/>
+          <w:b w:val="0"/>
+          <w:bCs w:val="0"/>
+          <w:sz w:val="24"/>
+          <w:szCs w:val="24"/>
+          <w:vertAlign w:val="baseline"/>
           <w:lang w:val="en-US" w:eastAsia="zh-CN"/>
         </w:rPr>
       </w:pPr>
@@ -1047,7 +1048,7 @@
       <w:pPr>
         <w:jc w:val="both"/>
         <w:rPr>
-          <w:rFonts w:hint="eastAsia"/>
+          <w:rFonts w:hint="eastAsia" w:eastAsiaTheme="minorEastAsia"/>
           <w:b w:val="0"/>
           <w:bCs w:val="0"/>
           <w:sz w:val="24"/>
@@ -1058,6 +1059,17 @@
       </w:pPr>
       <w:r>
         <w:rPr>
+          <w:rFonts w:ascii="宋体" w:hAnsi="宋体" w:eastAsia="宋体" w:cs="宋体"/>
+          <w:sz w:val="24"/>
+          <w:szCs w:val="24"/>
+        </w:rPr>
+        <w:t>请自觉不要使用复杂度大于nlogn的算法</w:t>
+      </w:r>
+    </w:p>
+    <w:p>
+      <w:pPr>
+        <w:jc w:val="both"/>
+        <w:rPr>
           <w:rFonts w:hint="eastAsia"/>
           <w:b w:val="0"/>
           <w:bCs w:val="0"/>
@@ -1066,7 +1078,18 @@
           <w:vertAlign w:val="baseline"/>
           <w:lang w:val="en-US" w:eastAsia="zh-CN"/>
         </w:rPr>
-        <w:t>请同时注意算法的复杂度和常数，避免不必要的运算。</w:t>
+      </w:pPr>
+      <w:r>
+        <w:rPr>
+          <w:rFonts w:hint="eastAsia"/>
+          <w:b w:val="0"/>
+          <w:bCs w:val="0"/>
+          <w:sz w:val="24"/>
+          <w:szCs w:val="24"/>
+          <w:vertAlign w:val="baseline"/>
+          <w:lang w:val="en-US" w:eastAsia="zh-CN"/>
+        </w:rPr>
+        <w:t>对于部分数据</w:t>
       </w:r>
       <w:bookmarkStart w:id="11" w:name="_GoBack"/>
       <w:bookmarkEnd w:id="11"/>
@@ -1094,12 +1117,10 @@
           <w:vertAlign w:val="baseline"/>
           <w:lang w:val="en-US" w:eastAsia="zh-CN"/>
         </w:rPr>
-        <w:t>对于部分数据</w:t>
-      </w:r>
-    </w:p>
-    <w:p>
-      <w:pPr>
-        <w:jc w:val="both"/>
+        <w:t>N=</w:t>
+      </w:r>
+      <w:bookmarkStart w:id="10" w:name="OLE_LINK10"/>
+      <w:r>
         <w:rPr>
           <w:rFonts w:hint="eastAsia"/>
           <w:b w:val="0"/>
@@ -1109,7 +1130,20 @@
           <w:vertAlign w:val="baseline"/>
           <w:lang w:val="en-US" w:eastAsia="zh-CN"/>
         </w:rPr>
-      </w:pPr>
+        <w:t>2</w:t>
+      </w:r>
+      <w:r>
+        <w:rPr>
+          <w:rFonts w:hint="eastAsia"/>
+          <w:b w:val="0"/>
+          <w:bCs w:val="0"/>
+          <w:sz w:val="24"/>
+          <w:szCs w:val="24"/>
+          <w:vertAlign w:val="superscript"/>
+          <w:lang w:val="en-US" w:eastAsia="zh-CN"/>
+        </w:rPr>
+        <w:t>k</w:t>
+      </w:r>
       <w:r>
         <w:rPr>
           <w:rFonts w:hint="eastAsia"/>
@@ -1120,12 +1154,15 @@
           <w:vertAlign w:val="baseline"/>
           <w:lang w:val="en-US" w:eastAsia="zh-CN"/>
         </w:rPr>
-        <w:t>N=</w:t>
-      </w:r>
-      <w:bookmarkStart w:id="10" w:name="OLE_LINK10"/>
-      <w:r>
-        <w:rPr>
-          <w:rFonts w:hint="eastAsia"/>
+        <w:t>-1</w:t>
+      </w:r>
+      <w:bookmarkEnd w:id="10"/>
+    </w:p>
+    <w:p>
+      <w:pPr>
+        <w:jc w:val="both"/>
+        <w:rPr>
+          <w:rFonts w:hint="eastAsia" w:eastAsiaTheme="minorEastAsia"/>
           <w:b w:val="0"/>
           <w:bCs w:val="0"/>
           <w:sz w:val="24"/>
@@ -1133,9 +1170,23 @@
           <w:vertAlign w:val="baseline"/>
           <w:lang w:val="en-US" w:eastAsia="zh-CN"/>
         </w:rPr>
-        <w:t>2</w:t>
-      </w:r>
-      <w:r>
+      </w:pPr>
+      <w:r>
+        <w:rPr>
+          <w:rFonts w:hint="eastAsia"/>
+          <w:b w:val="0"/>
+          <w:bCs w:val="0"/>
+          <w:sz w:val="24"/>
+          <w:szCs w:val="24"/>
+          <w:vertAlign w:val="baseline"/>
+          <w:lang w:val="en-US" w:eastAsia="zh-CN"/>
+        </w:rPr>
+        <w:t>对于全部数据</w:t>
+      </w:r>
+    </w:p>
+    <w:p>
+      <w:pPr>
+        <w:jc w:val="both"/>
         <w:rPr>
           <w:rFonts w:hint="eastAsia"/>
           <w:b w:val="0"/>
@@ -1145,8 +1196,7 @@
           <w:vertAlign w:val="superscript"/>
           <w:lang w:val="en-US" w:eastAsia="zh-CN"/>
         </w:rPr>
-        <w:t>k</w:t>
-      </w:r>
+      </w:pPr>
       <w:r>
         <w:rPr>
           <w:rFonts w:hint="eastAsia"/>
@@ -1157,15 +1207,23 @@
           <w:vertAlign w:val="baseline"/>
           <w:lang w:val="en-US" w:eastAsia="zh-CN"/>
         </w:rPr>
-        <w:t>-1</w:t>
-      </w:r>
-      <w:bookmarkEnd w:id="10"/>
-    </w:p>
-    <w:p>
-      <w:pPr>
-        <w:jc w:val="both"/>
-        <w:rPr>
-          <w:rFonts w:hint="eastAsia" w:eastAsiaTheme="minorEastAsia"/>
+        <w:t>0 &lt;= n &lt;= 2</w:t>
+      </w:r>
+      <w:r>
+        <w:rPr>
+          <w:rFonts w:hint="eastAsia"/>
+          <w:b w:val="0"/>
+          <w:bCs w:val="0"/>
+          <w:sz w:val="24"/>
+          <w:szCs w:val="24"/>
+          <w:vertAlign w:val="superscript"/>
+          <w:lang w:val="en-US" w:eastAsia="zh-CN"/>
+        </w:rPr>
+        <w:t>20</w:t>
+      </w:r>
+      <w:r>
+        <w:rPr>
+          <w:rFonts w:hint="eastAsia"/>
           <w:b w:val="0"/>
           <w:bCs w:val="0"/>
           <w:sz w:val="24"/>
@@ -1173,92 +1231,7 @@
           <w:vertAlign w:val="baseline"/>
           <w:lang w:val="en-US" w:eastAsia="zh-CN"/>
         </w:rPr>
-      </w:pPr>
-      <w:r>
-        <w:rPr>
-          <w:rFonts w:hint="eastAsia"/>
-          <w:b w:val="0"/>
-          <w:bCs w:val="0"/>
-          <w:sz w:val="24"/>
-          <w:szCs w:val="24"/>
-          <w:vertAlign w:val="baseline"/>
-          <w:lang w:val="en-US" w:eastAsia="zh-CN"/>
-        </w:rPr>
-        <w:t>对于全部数据</w:t>
-      </w:r>
-    </w:p>
-    <w:p>
-      <w:pPr>
-        <w:jc w:val="both"/>
-        <w:rPr>
-          <w:rFonts w:hint="eastAsia"/>
-          <w:b w:val="0"/>
-          <w:bCs w:val="0"/>
-          <w:sz w:val="24"/>
-          <w:szCs w:val="24"/>
-          <w:vertAlign w:val="superscript"/>
-          <w:lang w:val="en-US" w:eastAsia="zh-CN"/>
-        </w:rPr>
-      </w:pPr>
-      <w:r>
-        <w:rPr>
-          <w:rFonts w:hint="eastAsia"/>
-          <w:b w:val="0"/>
-          <w:bCs w:val="0"/>
-          <w:sz w:val="24"/>
-          <w:szCs w:val="24"/>
-          <w:vertAlign w:val="baseline"/>
-          <w:lang w:val="en-US" w:eastAsia="zh-CN"/>
-        </w:rPr>
-        <w:t>0 &lt;= n &lt;= 2</w:t>
-      </w:r>
-      <w:r>
-        <w:rPr>
-          <w:rFonts w:hint="eastAsia"/>
-          <w:b w:val="0"/>
-          <w:bCs w:val="0"/>
-          <w:sz w:val="24"/>
-          <w:szCs w:val="24"/>
-          <w:vertAlign w:val="superscript"/>
-          <w:lang w:val="en-US" w:eastAsia="zh-CN"/>
-        </w:rPr>
-        <w:t>19</w:t>
-      </w:r>
-      <w:r>
-        <w:rPr>
-          <w:rFonts w:hint="eastAsia"/>
-          <w:b w:val="0"/>
-          <w:bCs w:val="0"/>
-          <w:sz w:val="24"/>
-          <w:szCs w:val="24"/>
-          <w:vertAlign w:val="baseline"/>
-          <w:lang w:val="en-US" w:eastAsia="zh-CN"/>
-        </w:rPr>
-        <w:t>-1; 0 &lt;= a[i] &lt;= 10</w:t>
-      </w:r>
-      <w:r>
-        <w:rPr>
-          <w:rFonts w:hint="eastAsia"/>
-          <w:b w:val="0"/>
-          <w:bCs w:val="0"/>
-          <w:sz w:val="24"/>
-          <w:szCs w:val="24"/>
-          <w:vertAlign w:val="superscript"/>
-          <w:lang w:val="en-US" w:eastAsia="zh-CN"/>
-        </w:rPr>
-        <w:t>9</w:t>
-      </w:r>
-      <w:r>
-        <w:rPr>
-          <w:rFonts w:hint="eastAsia"/>
-          <w:b w:val="0"/>
-          <w:bCs w:val="0"/>
-          <w:sz w:val="24"/>
-          <w:szCs w:val="24"/>
-          <w:vertAlign w:val="baseline"/>
-          <w:lang w:val="en-US" w:eastAsia="zh-CN"/>
-        </w:rPr>
-        <w:t>; 0 &lt;= b[i] &lt;= 100</w:t>
+        <w:t>-1; 0 &lt;= a[i] &lt;= 100; 0 &lt;= b[i] &lt;= 100</w:t>
       </w:r>
     </w:p>
     <w:p>

--- a/Spore模拟赛Ⅲ/Grox的序列四/Grox的序列四.docx
+++ b/Spore模拟赛Ⅲ/Grox的序列四/Grox的序列四.docx
@@ -24,7 +24,7 @@
           <w:szCs w:val="21"/>
           <w:lang w:val="en-US" w:eastAsia="zh-CN"/>
         </w:rPr>
-        <w:t>1024MB,3S,grox4th.xxx</w:t>
+        <w:t>1024MB,2S,grox4th.xxx</w:t>
       </w:r>
     </w:p>
     <w:p>
@@ -77,6 +77,8 @@
         </w:rPr>
         <w:t>问题描述</w:t>
       </w:r>
+      <w:bookmarkStart w:id="11" w:name="_GoBack"/>
+      <w:bookmarkEnd w:id="11"/>
     </w:p>
     <w:p>
       <w:pPr>
@@ -472,6 +474,81 @@
           <w:lang w:val="en-US" w:eastAsia="zh-CN"/>
         </w:rPr>
       </w:pPr>
+      <w:r>
+        <w:rPr>
+          <w:rFonts w:hint="eastAsia" w:eastAsiaTheme="minorEastAsia"/>
+          <w:b w:val="0"/>
+          <w:bCs w:val="0"/>
+          <w:sz w:val="24"/>
+          <w:szCs w:val="24"/>
+          <w:lang w:val="en-US" w:eastAsia="zh-CN"/>
+        </w:rPr>
+        <w:t xml:space="preserve">本题可以开启O2优化，对于OnlineJudge上的C++选手可以在代码开头加入 </w:t>
+      </w:r>
+    </w:p>
+    <w:p>
+      <w:pPr>
+        <w:ind w:firstLine="420" w:firstLineChars="0"/>
+        <w:jc w:val="both"/>
+        <w:rPr>
+          <w:rFonts w:hint="eastAsia" w:eastAsiaTheme="minorEastAsia"/>
+          <w:b w:val="0"/>
+          <w:bCs w:val="0"/>
+          <w:sz w:val="24"/>
+          <w:szCs w:val="24"/>
+          <w:lang w:val="en-US" w:eastAsia="zh-CN"/>
+        </w:rPr>
+      </w:pPr>
+      <w:r>
+        <w:rPr>
+          <w:rFonts w:hint="eastAsia" w:eastAsiaTheme="minorEastAsia"/>
+          <w:b w:val="0"/>
+          <w:bCs w:val="0"/>
+          <w:sz w:val="24"/>
+          <w:szCs w:val="24"/>
+          <w:lang w:val="en-US" w:eastAsia="zh-CN"/>
+        </w:rPr>
+        <w:t>pragma GCC optimize(2)</w:t>
+      </w:r>
+    </w:p>
+    <w:p>
+      <w:pPr>
+        <w:ind w:firstLine="420" w:firstLineChars="0"/>
+        <w:jc w:val="both"/>
+        <w:rPr>
+          <w:rFonts w:hint="eastAsia"/>
+          <w:b w:val="0"/>
+          <w:bCs w:val="0"/>
+          <w:sz w:val="24"/>
+          <w:szCs w:val="24"/>
+          <w:lang w:val="en-US" w:eastAsia="zh-CN"/>
+        </w:rPr>
+      </w:pPr>
+      <w:r>
+        <w:rPr>
+          <w:rFonts w:hint="eastAsia"/>
+          <w:b w:val="0"/>
+          <w:bCs w:val="0"/>
+          <w:sz w:val="24"/>
+          <w:szCs w:val="24"/>
+          <w:lang w:val="en-US" w:eastAsia="zh-CN"/>
+        </w:rPr>
+        <w:t>请注意常数对于程序运行时间的影响。</w:t>
+      </w:r>
+    </w:p>
+    <w:p>
+      <w:pPr>
+        <w:ind w:firstLine="420" w:firstLineChars="0"/>
+        <w:jc w:val="both"/>
+        <w:rPr>
+          <w:rFonts w:hint="eastAsia"/>
+          <w:b w:val="0"/>
+          <w:bCs w:val="0"/>
+          <w:sz w:val="24"/>
+          <w:szCs w:val="24"/>
+          <w:lang w:val="en-US" w:eastAsia="zh-CN"/>
+        </w:rPr>
+      </w:pPr>
     </w:p>
     <w:bookmarkEnd w:id="2"/>
     <w:p>
@@ -1091,8 +1168,6 @@
         </w:rPr>
         <w:t>对于部分数据</w:t>
       </w:r>
-      <w:bookmarkStart w:id="11" w:name="_GoBack"/>
-      <w:bookmarkEnd w:id="11"/>
     </w:p>
     <w:p>
       <w:pPr>
@@ -1231,7 +1306,7 @@
           <w:vertAlign w:val="baseline"/>
           <w:lang w:val="en-US" w:eastAsia="zh-CN"/>
         </w:rPr>
-        <w:t>-1; 0 &lt;= a[i] &lt;= 100; 0 &lt;= b[i] &lt;= 100</w:t>
+        <w:t>-1; 0 &lt;= a[i] &lt;= 1e9; 0 &lt;= b[i] &lt;= 1e9</w:t>
       </w:r>
     </w:p>
     <w:p>
@@ -1557,13 +1632,13 @@
       <w:lang w:val="en-US" w:eastAsia="zh-CN" w:bidi="ar-SA"/>
     </w:rPr>
   </w:style>
-  <w:style w:type="character" w:default="1" w:styleId="3">
+  <w:style w:type="character" w:default="1" w:styleId="4">
     <w:name w:val="Default Paragraph Font"/>
     <w:semiHidden/>
     <w:qFormat/>
     <w:uiPriority w:val="0"/>
   </w:style>
-  <w:style w:type="table" w:default="1" w:styleId="5">
+  <w:style w:type="table" w:default="1" w:styleId="6">
     <w:name w:val="Normal Table"/>
     <w:semiHidden/>
     <w:qFormat/>
@@ -1612,9 +1687,24 @@
       <w:lang w:val="en-US" w:eastAsia="zh-CN" w:bidi="ar"/>
     </w:rPr>
   </w:style>
-  <w:style w:type="character" w:styleId="4">
+  <w:style w:type="paragraph" w:styleId="3">
+    <w:name w:val="Normal (Web)"/>
+    <w:basedOn w:val="1"/>
+    <w:uiPriority w:val="0"/>
+    <w:pPr>
+      <w:spacing w:before="0" w:beforeAutospacing="1" w:after="0" w:afterAutospacing="1"/>
+      <w:ind w:left="0" w:right="0"/>
+      <w:jc w:val="left"/>
+    </w:pPr>
+    <w:rPr>
+      <w:kern w:val="0"/>
+      <w:sz w:val="24"/>
+      <w:lang w:val="en-US" w:eastAsia="zh-CN" w:bidi="ar"/>
+    </w:rPr>
+  </w:style>
+  <w:style w:type="character" w:styleId="5">
     <w:name w:val="HTML Code"/>
-    <w:basedOn w:val="3"/>
+    <w:basedOn w:val="4"/>
     <w:qFormat/>
     <w:uiPriority w:val="0"/>
     <w:rPr>
